--- a/Training/KlimaGuard_Kids_Marketing_Training_Manual.docx
+++ b/Training/KlimaGuard_Kids_Marketing_Training_Manual.docx
@@ -2,6 +2,46 @@
 <file path=word/document.xml><?xml version="1.0" encoding="utf-8"?>
 <w:document xmlns:wpc="http://schemas.microsoft.com/office/word/2010/wordprocessingCanvas" xmlns:mo="http://schemas.microsoft.com/office/mac/office/2008/main" xmlns:mc="http://schemas.openxmlformats.org/markup-compatibility/2006" xmlns:mv="urn:schemas-microsoft-com:mac:vml" xmlns:o="urn:schemas-microsoft-com:office:office" xmlns:r="http://schemas.openxmlformats.org/officeDocument/2006/relationships" xmlns:m="http://schemas.openxmlformats.org/officeDocument/2006/math" xmlns:v="urn:schemas-microsoft-com:vml" xmlns:wp14="http://schemas.microsoft.com/office/word/2010/wordprocessingDrawing" xmlns:wp="http://schemas.openxmlformats.org/drawingml/2006/wordprocessingDrawing" xmlns:w10="urn:schemas-microsoft-com:office:word" xmlns:w="http://schemas.openxmlformats.org/wordprocessingml/2006/main" xmlns:w14="http://schemas.microsoft.com/office/word/2010/wordml" xmlns:wpg="http://schemas.microsoft.com/office/word/2010/wordprocessingGroup" xmlns:wpi="http://schemas.microsoft.com/office/word/2010/wordprocessingInk" xmlns:wne="http://schemas.microsoft.com/office/word/2006/wordml" xmlns:wps="http://schemas.microsoft.com/office/word/2010/wordprocessingShape" mc:Ignorable="w14 wp14">
   <w:body>
+    <w:p>
+      <w:pPr>
+        <w:jc w:val="center"/>
+      </w:pPr>
+      <w:r>
+        <w:drawing>
+          <wp:inline xmlns:a="http://schemas.openxmlformats.org/drawingml/2006/main" xmlns:pic="http://schemas.openxmlformats.org/drawingml/2006/picture">
+            <wp:extent cx="1097280" cy="1097280"/>
+            <wp:docPr id="1" name="Picture 1"/>
+            <wp:cNvGraphicFramePr>
+              <a:graphicFrameLocks noChangeAspect="1"/>
+            </wp:cNvGraphicFramePr>
+            <a:graphic>
+              <a:graphicData uri="http://schemas.openxmlformats.org/drawingml/2006/picture">
+                <pic:pic>
+                  <pic:nvPicPr>
+                    <pic:cNvPr id="0" name="logo.png"/>
+                    <pic:cNvPicPr/>
+                  </pic:nvPicPr>
+                  <pic:blipFill>
+                    <a:blip r:embed="rId10"/>
+                    <a:stretch>
+                      <a:fillRect/>
+                    </a:stretch>
+                  </pic:blipFill>
+                  <pic:spPr>
+                    <a:xfrm>
+                      <a:off x="0" y="0"/>
+                      <a:ext cx="1097280" cy="1097280"/>
+                    </a:xfrm>
+                    <a:prstGeom prst="rect"/>
+                  </pic:spPr>
+                </pic:pic>
+              </a:graphicData>
+            </a:graphic>
+          </wp:inline>
+        </w:drawing>
+      </w:r>
+    </w:p>
+    <w:p/>
     <w:p>
       <w:pPr>
         <w:jc w:val="center"/>
@@ -123,6 +163,63 @@
       </w:pPr>
       <w:r>
         <w:t>2. Product Overview</w:t>
+      </w:r>
+    </w:p>
+    <w:p>
+      <w:r>
+        <w:t>Platform context: KlimaGuard Kids is an open-source (MIT) Next.js web application with live Open-Meteo integration, nine cooperating AI agents, 65 global countries, and 37 India regions. The live prototype includes home, global dashboard, India CHIS dashboard, kids health chat, and stakeholder pitch pages — all accessible without API keys for demonstration purposes.</w:t>
+      </w:r>
+    </w:p>
+    <w:p>
+      <w:pPr>
+        <w:jc w:val="center"/>
+      </w:pPr>
+      <w:r>
+        <w:drawing>
+          <wp:inline xmlns:a="http://schemas.openxmlformats.org/drawingml/2006/main" xmlns:pic="http://schemas.openxmlformats.org/drawingml/2006/picture">
+            <wp:extent cx="5029200" cy="1310740"/>
+            <wp:docPr id="12" name="Picture 12"/>
+            <wp:cNvGraphicFramePr>
+              <a:graphicFrameLocks noChangeAspect="1"/>
+            </wp:cNvGraphicFramePr>
+            <a:graphic>
+              <a:graphicData uri="http://schemas.openxmlformats.org/drawingml/2006/picture">
+                <pic:pic>
+                  <pic:nvPicPr>
+                    <pic:cNvPr id="0" name="image.png"/>
+                    <pic:cNvPicPr/>
+                  </pic:nvPicPr>
+                  <pic:blipFill>
+                    <a:blip r:embed="rId19"/>
+                    <a:stretch>
+                      <a:fillRect/>
+                    </a:stretch>
+                  </pic:blipFill>
+                  <pic:spPr>
+                    <a:xfrm>
+                      <a:off x="0" y="0"/>
+                      <a:ext cx="5029200" cy="1310740"/>
+                    </a:xfrm>
+                    <a:prstGeom prst="rect"/>
+                  </pic:spPr>
+                </pic:pic>
+              </a:graphicData>
+            </a:graphic>
+          </wp:inline>
+        </w:drawing>
+      </w:r>
+    </w:p>
+    <w:p>
+      <w:pPr>
+        <w:jc w:val="center"/>
+      </w:pPr>
+      <w:r>
+        <w:rPr>
+          <w:i/>
+          <w:color w:val="475569"/>
+          <w:sz w:val="18"/>
+        </w:rPr>
+        <w:t>Figure 2.1: High-level product flow — from live climate data to stakeholder decision support.</w:t>
       </w:r>
     </w:p>
     <w:p>
@@ -379,6 +476,58 @@
     </w:p>
     <w:p>
       <w:pPr>
+        <w:jc w:val="center"/>
+      </w:pPr>
+      <w:r>
+        <w:drawing>
+          <wp:inline xmlns:a="http://schemas.openxmlformats.org/drawingml/2006/main" xmlns:pic="http://schemas.openxmlformats.org/drawingml/2006/picture">
+            <wp:extent cx="5029200" cy="2915104"/>
+            <wp:docPr id="13" name="Picture 13"/>
+            <wp:cNvGraphicFramePr>
+              <a:graphicFrameLocks noChangeAspect="1"/>
+            </wp:cNvGraphicFramePr>
+            <a:graphic>
+              <a:graphicData uri="http://schemas.openxmlformats.org/drawingml/2006/picture">
+                <pic:pic>
+                  <pic:nvPicPr>
+                    <pic:cNvPr id="0" name="image.png"/>
+                    <pic:cNvPicPr/>
+                  </pic:nvPicPr>
+                  <pic:blipFill>
+                    <a:blip r:embed="rId16"/>
+                    <a:stretch>
+                      <a:fillRect/>
+                    </a:stretch>
+                  </pic:blipFill>
+                  <pic:spPr>
+                    <a:xfrm>
+                      <a:off x="0" y="0"/>
+                      <a:ext cx="5029200" cy="2915104"/>
+                    </a:xfrm>
+                    <a:prstGeom prst="rect"/>
+                  </pic:spPr>
+                </pic:pic>
+              </a:graphicData>
+            </a:graphic>
+          </wp:inline>
+        </w:drawing>
+      </w:r>
+    </w:p>
+    <w:p>
+      <w:pPr>
+        <w:jc w:val="center"/>
+      </w:pPr>
+      <w:r>
+        <w:rPr>
+          <w:i/>
+          <w:color w:val="475569"/>
+          <w:sz w:val="18"/>
+        </w:rPr>
+        <w:t>Figure 5.1: Nine-agent pipeline architecture — reference during the eight-step flow explanation.</w:t>
+      </w:r>
+    </w:p>
+    <w:p>
+      <w:pPr>
         <w:pStyle w:val="Heading2"/>
       </w:pPr>
       <w:r>
@@ -487,6 +636,11 @@
       </w:pPr>
       <w:r>
         <w:t>6. Climate-Health Fundamentals for Marketing Professionals</w:t>
+      </w:r>
+    </w:p>
+    <w:p>
+      <w:r>
+        <w:t>India-specific context: The India Child Health Impact Agent uses IMD heatwave thresholds, CPCB air quality categories, NFHS-5 child health baselines, and NVBDCP vector seasonality models. When discussing these concepts with Indian stakeholders, reference these authoritative sources to build credibility — but always clarify that the platform synthesizes public data into decision support, not clinical diagnoses.</w:t>
       </w:r>
     </w:p>
     <w:tbl>
@@ -686,6 +840,58 @@
     </w:p>
     <w:p>
       <w:pPr>
+        <w:jc w:val="center"/>
+      </w:pPr>
+      <w:r>
+        <w:drawing>
+          <wp:inline xmlns:a="http://schemas.openxmlformats.org/drawingml/2006/main" xmlns:pic="http://schemas.openxmlformats.org/drawingml/2006/picture">
+            <wp:extent cx="5029200" cy="2277064"/>
+            <wp:docPr id="14" name="Picture 14"/>
+            <wp:cNvGraphicFramePr>
+              <a:graphicFrameLocks noChangeAspect="1"/>
+            </wp:cNvGraphicFramePr>
+            <a:graphic>
+              <a:graphicData uri="http://schemas.openxmlformats.org/drawingml/2006/picture">
+                <pic:pic>
+                  <pic:nvPicPr>
+                    <pic:cNvPr id="0" name="image.png"/>
+                    <pic:cNvPicPr/>
+                  </pic:nvPicPr>
+                  <pic:blipFill>
+                    <a:blip r:embed="rId17"/>
+                    <a:stretch>
+                      <a:fillRect/>
+                    </a:stretch>
+                  </pic:blipFill>
+                  <pic:spPr>
+                    <a:xfrm>
+                      <a:off x="0" y="0"/>
+                      <a:ext cx="5029200" cy="2277064"/>
+                    </a:xfrm>
+                    <a:prstGeom prst="rect"/>
+                  </pic:spPr>
+                </pic:pic>
+              </a:graphicData>
+            </a:graphic>
+          </wp:inline>
+        </w:drawing>
+      </w:r>
+    </w:p>
+    <w:p>
+      <w:pPr>
+        <w:jc w:val="center"/>
+      </w:pPr>
+      <w:r>
+        <w:rPr>
+          <w:i/>
+          <w:color w:val="475569"/>
+          <w:sz w:val="18"/>
+        </w:rPr>
+        <w:t>Figure 7.1: CHIS composite score breakdown across five transparent dimensions.</w:t>
+      </w:r>
+    </w:p>
+    <w:p>
+      <w:pPr>
         <w:pStyle w:val="ListBullet"/>
       </w:pPr>
       <w:r>
@@ -730,6 +936,58 @@
       </w:pPr>
       <w:r>
         <w:t>8. Target Customer Profiles</w:t>
+      </w:r>
+    </w:p>
+    <w:p>
+      <w:pPr>
+        <w:jc w:val="center"/>
+      </w:pPr>
+      <w:r>
+        <w:drawing>
+          <wp:inline xmlns:a="http://schemas.openxmlformats.org/drawingml/2006/main" xmlns:pic="http://schemas.openxmlformats.org/drawingml/2006/picture">
+            <wp:extent cx="5029200" cy="2490598"/>
+            <wp:docPr id="15" name="Picture 15"/>
+            <wp:cNvGraphicFramePr>
+              <a:graphicFrameLocks noChangeAspect="1"/>
+            </wp:cNvGraphicFramePr>
+            <a:graphic>
+              <a:graphicData uri="http://schemas.openxmlformats.org/drawingml/2006/picture">
+                <pic:pic>
+                  <pic:nvPicPr>
+                    <pic:cNvPr id="0" name="image.png"/>
+                    <pic:cNvPicPr/>
+                  </pic:nvPicPr>
+                  <pic:blipFill>
+                    <a:blip r:embed="rId20"/>
+                    <a:stretch>
+                      <a:fillRect/>
+                    </a:stretch>
+                  </pic:blipFill>
+                  <pic:spPr>
+                    <a:xfrm>
+                      <a:off x="0" y="0"/>
+                      <a:ext cx="5029200" cy="2490598"/>
+                    </a:xfrm>
+                    <a:prstGeom prst="rect"/>
+                  </pic:spPr>
+                </pic:pic>
+              </a:graphicData>
+            </a:graphic>
+          </wp:inline>
+        </w:drawing>
+      </w:r>
+    </w:p>
+    <w:p>
+      <w:pPr>
+        <w:jc w:val="center"/>
+      </w:pPr>
+      <w:r>
+        <w:rPr>
+          <w:i/>
+          <w:color w:val="475569"/>
+          <w:sz w:val="18"/>
+        </w:rPr>
+        <w:t>Figure 8.1: Marketing funnel — align outreach stage to stakeholder readiness.</w:t>
       </w:r>
     </w:p>
     <w:tbl>
@@ -1795,6 +2053,11 @@
       </w:pPr>
       <w:r>
         <w:t>13. Email Marketing Training</w:t>
+      </w:r>
+    </w:p>
+    <w:p>
+      <w:r>
+        <w:t>Visual demo tip: Include a screenshot of the relevant dashboard (India CHIS for Indian schools, global dashboard for international NGOs) as an inline image or link to /india or /dashboard. Personalized visuals increase demo booking rates compared to text-only outreach.</w:t>
       </w:r>
     </w:p>
     <w:p>
@@ -4227,6 +4490,58 @@
       </w:r>
     </w:p>
     <w:p>
+      <w:pPr>
+        <w:jc w:val="center"/>
+      </w:pPr>
+      <w:r>
+        <w:drawing>
+          <wp:inline xmlns:a="http://schemas.openxmlformats.org/drawingml/2006/main" xmlns:pic="http://schemas.openxmlformats.org/drawingml/2006/picture">
+            <wp:extent cx="5029200" cy="2261986"/>
+            <wp:docPr id="16" name="Picture 16"/>
+            <wp:cNvGraphicFramePr>
+              <a:graphicFrameLocks noChangeAspect="1"/>
+            </wp:cNvGraphicFramePr>
+            <a:graphic>
+              <a:graphicData uri="http://schemas.openxmlformats.org/drawingml/2006/picture">
+                <pic:pic>
+                  <pic:nvPicPr>
+                    <pic:cNvPr id="0" name="image.png"/>
+                    <pic:cNvPicPr/>
+                  </pic:nvPicPr>
+                  <pic:blipFill>
+                    <a:blip r:embed="rId18"/>
+                    <a:stretch>
+                      <a:fillRect/>
+                    </a:stretch>
+                  </pic:blipFill>
+                  <pic:spPr>
+                    <a:xfrm>
+                      <a:off x="0" y="0"/>
+                      <a:ext cx="5029200" cy="2261986"/>
+                    </a:xfrm>
+                    <a:prstGeom prst="rect"/>
+                  </pic:spPr>
+                </pic:pic>
+              </a:graphicData>
+            </a:graphic>
+          </wp:inline>
+        </w:drawing>
+      </w:r>
+    </w:p>
+    <w:p>
+      <w:pPr>
+        <w:jc w:val="center"/>
+      </w:pPr>
+      <w:r>
+        <w:rPr>
+          <w:i/>
+          <w:color w:val="475569"/>
+          <w:sz w:val="18"/>
+        </w:rPr>
+        <w:t>Figure 25.1: India regional coverage — 37 Tier 1–3 cities for localized pitches.</w:t>
+      </w:r>
+    </w:p>
+    <w:p>
       <w:r>
         <w:t>Do not market KlimaGuard Kids as merely another weather application. Do not begin with fear-based messaging or unsupported health claims. Start with the stakeholder problem:</w:t>
       </w:r>
@@ -4278,6 +4593,1746 @@
         <w:t>Understand. Prepare. Protect. Act Responsibly.</w:t>
       </w:r>
     </w:p>
+    <w:p>
+      <w:r>
+        <w:br w:type="page"/>
+      </w:r>
+    </w:p>
+    <w:p>
+      <w:pPr>
+        <w:pStyle w:val="Heading1"/>
+      </w:pPr>
+      <w:r>
+        <w:rPr>
+          <w:color w:val="0EA5E9"/>
+        </w:rPr>
+        <w:t>26. Platform Visual Walkthrough</w:t>
+      </w:r>
+    </w:p>
+    <w:p>
+      <w:r>
+        <w:t>This section provides visual context from the live KlimaGuard Kids prototype. Use these screenshots during demos and training exercises to connect marketing language with actual product surfaces.</w:t>
+      </w:r>
+    </w:p>
+    <w:p>
+      <w:pPr>
+        <w:pStyle w:val="Heading2"/>
+      </w:pPr>
+      <w:r>
+        <w:rPr>
+          <w:color w:val="0EA5E9"/>
+        </w:rPr>
+        <w:t>26.1 Home Page — Product Entry Point</w:t>
+      </w:r>
+    </w:p>
+    <w:p>
+      <w:pPr>
+        <w:jc w:val="center"/>
+      </w:pPr>
+      <w:r>
+        <w:drawing>
+          <wp:inline xmlns:a="http://schemas.openxmlformats.org/drawingml/2006/main" xmlns:pic="http://schemas.openxmlformats.org/drawingml/2006/picture">
+            <wp:extent cx="5486400" cy="8113871"/>
+            <wp:docPr id="2" name="Picture 2"/>
+            <wp:cNvGraphicFramePr>
+              <a:graphicFrameLocks noChangeAspect="1"/>
+            </wp:cNvGraphicFramePr>
+            <a:graphic>
+              <a:graphicData uri="http://schemas.openxmlformats.org/drawingml/2006/picture">
+                <pic:pic>
+                  <pic:nvPicPr>
+                    <pic:cNvPr id="0" name="screenshot_home.png"/>
+                    <pic:cNvPicPr/>
+                  </pic:nvPicPr>
+                  <pic:blipFill>
+                    <a:blip r:embed="rId11"/>
+                    <a:stretch>
+                      <a:fillRect/>
+                    </a:stretch>
+                  </pic:blipFill>
+                  <pic:spPr>
+                    <a:xfrm>
+                      <a:off x="0" y="0"/>
+                      <a:ext cx="5486400" cy="8113871"/>
+                    </a:xfrm>
+                    <a:prstGeom prst="rect"/>
+                  </pic:spPr>
+                </pic:pic>
+              </a:graphicData>
+            </a:graphic>
+          </wp:inline>
+        </w:drawing>
+      </w:r>
+    </w:p>
+    <w:p>
+      <w:pPr>
+        <w:jc w:val="center"/>
+      </w:pPr>
+      <w:r>
+        <w:rPr>
+          <w:i/>
+          <w:color w:val="475569"/>
+          <w:sz w:val="18"/>
+        </w:rPr>
+        <w:t>Figure 26.1: Home page with navigation to India dashboard, kids chat, global dashboard, and pitch.</w:t>
+      </w:r>
+    </w:p>
+    <w:p>
+      <w:pPr>
+        <w:pStyle w:val="ListBullet"/>
+      </w:pPr>
+      <w:r>
+        <w:t>Marketing angle: One platform, multiple entry points for schools (chat), CSR (India impact), researchers (global dashboard).</w:t>
+      </w:r>
+    </w:p>
+    <w:p>
+      <w:pPr>
+        <w:pStyle w:val="ListBullet"/>
+      </w:pPr>
+      <w:r>
+        <w:t>Key message: Open source, agentic AI, 37 India regions, 65 global countries.</w:t>
+      </w:r>
+    </w:p>
+    <w:p>
+      <w:pPr>
+        <w:pStyle w:val="ListBullet"/>
+      </w:pPr>
+      <w:r>
+        <w:t>Call-to-action: Direct stakeholders to the surface most relevant to their use case.</w:t>
+      </w:r>
+    </w:p>
+    <w:p>
+      <w:pPr>
+        <w:pStyle w:val="Heading2"/>
+      </w:pPr>
+      <w:r>
+        <w:rPr>
+          <w:color w:val="0EA5E9"/>
+        </w:rPr>
+        <w:t>26.2 Global Climate-Health Dashboard</w:t>
+      </w:r>
+    </w:p>
+    <w:p>
+      <w:pPr>
+        <w:jc w:val="center"/>
+      </w:pPr>
+      <w:r>
+        <w:drawing>
+          <wp:inline xmlns:a="http://schemas.openxmlformats.org/drawingml/2006/main" xmlns:pic="http://schemas.openxmlformats.org/drawingml/2006/picture">
+            <wp:extent cx="5486400" cy="3857625"/>
+            <wp:docPr id="3" name="Picture 3"/>
+            <wp:cNvGraphicFramePr>
+              <a:graphicFrameLocks noChangeAspect="1"/>
+            </wp:cNvGraphicFramePr>
+            <a:graphic>
+              <a:graphicData uri="http://schemas.openxmlformats.org/drawingml/2006/picture">
+                <pic:pic>
+                  <pic:nvPicPr>
+                    <pic:cNvPr id="0" name="screenshot_dashboard.png"/>
+                    <pic:cNvPicPr/>
+                  </pic:nvPicPr>
+                  <pic:blipFill>
+                    <a:blip r:embed="rId12"/>
+                    <a:stretch>
+                      <a:fillRect/>
+                    </a:stretch>
+                  </pic:blipFill>
+                  <pic:spPr>
+                    <a:xfrm>
+                      <a:off x="0" y="0"/>
+                      <a:ext cx="5486400" cy="3857625"/>
+                    </a:xfrm>
+                    <a:prstGeom prst="rect"/>
+                  </pic:spPr>
+                </pic:pic>
+              </a:graphicData>
+            </a:graphic>
+          </wp:inline>
+        </w:drawing>
+      </w:r>
+    </w:p>
+    <w:p>
+      <w:pPr>
+        <w:jc w:val="center"/>
+      </w:pPr>
+      <w:r>
+        <w:rPr>
+          <w:i/>
+          <w:color w:val="475569"/>
+          <w:sz w:val="18"/>
+        </w:rPr>
+        <w:t>Figure 26.2: Global dashboard with country selector and six-agent pipeline analysis.</w:t>
+      </w:r>
+    </w:p>
+    <w:p>
+      <w:pPr>
+        <w:pStyle w:val="ListBullet"/>
+      </w:pPr>
+      <w:r>
+        <w:t>Demonstrates live Open-Meteo integration — no API key required for demo.</w:t>
+      </w:r>
+    </w:p>
+    <w:p>
+      <w:pPr>
+        <w:pStyle w:val="ListBullet"/>
+      </w:pPr>
+      <w:r>
+        <w:t>Six global agents produce child-ready guidance for 65 climate-vulnerable countries.</w:t>
+      </w:r>
+    </w:p>
+    <w:p>
+      <w:pPr>
+        <w:pStyle w:val="ListBullet"/>
+      </w:pPr>
+      <w:r>
+        <w:t>For India, links to dedicated CHIS dashboard with two additional regional agents.</w:t>
+      </w:r>
+    </w:p>
+    <w:p>
+      <w:pPr>
+        <w:pStyle w:val="Heading2"/>
+      </w:pPr>
+      <w:r>
+        <w:rPr>
+          <w:color w:val="0EA5E9"/>
+        </w:rPr>
+        <w:t>26.3 India Child Health Impact Dashboard</w:t>
+      </w:r>
+    </w:p>
+    <w:p>
+      <w:pPr>
+        <w:jc w:val="center"/>
+      </w:pPr>
+      <w:r>
+        <w:drawing>
+          <wp:inline xmlns:a="http://schemas.openxmlformats.org/drawingml/2006/main" xmlns:pic="http://schemas.openxmlformats.org/drawingml/2006/picture">
+            <wp:extent cx="5486400" cy="4410551"/>
+            <wp:docPr id="4" name="Picture 4"/>
+            <wp:cNvGraphicFramePr>
+              <a:graphicFrameLocks noChangeAspect="1"/>
+            </wp:cNvGraphicFramePr>
+            <a:graphic>
+              <a:graphicData uri="http://schemas.openxmlformats.org/drawingml/2006/picture">
+                <pic:pic>
+                  <pic:nvPicPr>
+                    <pic:cNvPr id="0" name="screenshot_india.png"/>
+                    <pic:cNvPicPr/>
+                  </pic:nvPicPr>
+                  <pic:blipFill>
+                    <a:blip r:embed="rId13"/>
+                    <a:stretch>
+                      <a:fillRect/>
+                    </a:stretch>
+                  </pic:blipFill>
+                  <pic:spPr>
+                    <a:xfrm>
+                      <a:off x="0" y="0"/>
+                      <a:ext cx="5486400" cy="4410551"/>
+                    </a:xfrm>
+                    <a:prstGeom prst="rect"/>
+                  </pic:spPr>
+                </pic:pic>
+              </a:graphicData>
+            </a:graphic>
+          </wp:inline>
+        </w:drawing>
+      </w:r>
+    </w:p>
+    <w:p>
+      <w:pPr>
+        <w:jc w:val="center"/>
+      </w:pPr>
+      <w:r>
+        <w:rPr>
+          <w:i/>
+          <w:color w:val="475569"/>
+          <w:sz w:val="18"/>
+        </w:rPr>
+        <w:t>Figure 26.3: India dashboard measuring CHIS across 37 Tier 1–3 regions.</w:t>
+      </w:r>
+    </w:p>
+    <w:p>
+      <w:pPr>
+        <w:pStyle w:val="ListBullet"/>
+      </w:pPr>
+      <w:r>
+        <w:t>Primary demo surface for Indian school groups, NGOs, CSR, and government stakeholders.</w:t>
+      </w:r>
+    </w:p>
+    <w:p>
+      <w:pPr>
+        <w:pStyle w:val="ListBullet"/>
+      </w:pPr>
+      <w:r>
+        <w:t>Shows composite CHIS score plus five dimension breakdowns with methodology notes.</w:t>
+      </w:r>
+    </w:p>
+    <w:p>
+      <w:pPr>
+        <w:pStyle w:val="ListBullet"/>
+      </w:pPr>
+      <w:r>
+        <w:t>References IMD, CPCB, NFHS-5, and NVBDCP — cite these for credibility with researchers.</w:t>
+      </w:r>
+    </w:p>
+    <w:p>
+      <w:pPr>
+        <w:pStyle w:val="Heading2"/>
+      </w:pPr>
+      <w:r>
+        <w:rPr>
+          <w:color w:val="0EA5E9"/>
+        </w:rPr>
+        <w:t>26.4 Kids Health Chat</w:t>
+      </w:r>
+    </w:p>
+    <w:p>
+      <w:pPr>
+        <w:jc w:val="center"/>
+      </w:pPr>
+      <w:r>
+        <w:drawing>
+          <wp:inline xmlns:a="http://schemas.openxmlformats.org/drawingml/2006/main" xmlns:pic="http://schemas.openxmlformats.org/drawingml/2006/picture">
+            <wp:extent cx="5486400" cy="5426392"/>
+            <wp:docPr id="5" name="Picture 5"/>
+            <wp:cNvGraphicFramePr>
+              <a:graphicFrameLocks noChangeAspect="1"/>
+            </wp:cNvGraphicFramePr>
+            <a:graphic>
+              <a:graphicData uri="http://schemas.openxmlformats.org/drawingml/2006/picture">
+                <pic:pic>
+                  <pic:nvPicPr>
+                    <pic:cNvPr id="0" name="screenshot_chat.png"/>
+                    <pic:cNvPicPr/>
+                  </pic:nvPicPr>
+                  <pic:blipFill>
+                    <a:blip r:embed="rId14"/>
+                    <a:stretch>
+                      <a:fillRect/>
+                    </a:stretch>
+                  </pic:blipFill>
+                  <pic:spPr>
+                    <a:xfrm>
+                      <a:off x="0" y="0"/>
+                      <a:ext cx="5486400" cy="5426392"/>
+                    </a:xfrm>
+                    <a:prstGeom prst="rect"/>
+                  </pic:spPr>
+                </pic:pic>
+              </a:graphicData>
+            </a:graphic>
+          </wp:inline>
+        </w:drawing>
+      </w:r>
+    </w:p>
+    <w:p>
+      <w:pPr>
+        <w:jc w:val="center"/>
+      </w:pPr>
+      <w:r>
+        <w:rPr>
+          <w:i/>
+          <w:color w:val="475569"/>
+          <w:sz w:val="18"/>
+        </w:rPr>
+        <w:t>Figure 26.4: Age-banded kids health chat with privacy safeguards.</w:t>
+      </w:r>
+    </w:p>
+    <w:p>
+      <w:pPr>
+        <w:pStyle w:val="ListBullet"/>
+      </w:pPr>
+      <w:r>
+        <w:t>Age bands: 5–8, 9–12, 13–17 — answers adapt to reading level and complexity.</w:t>
+      </w:r>
+    </w:p>
+    <w:p>
+      <w:pPr>
+        <w:pStyle w:val="ListBullet"/>
+      </w:pPr>
+      <w:r>
+        <w:t>Privacy-first: browser session only, no child accounts required for demo.</w:t>
+      </w:r>
+    </w:p>
+    <w:p>
+      <w:pPr>
+        <w:pStyle w:val="ListBullet"/>
+      </w:pPr>
+      <w:r>
+        <w:t>Consultant scheduling available — position as escalation path, not replacement for clinical care.</w:t>
+      </w:r>
+    </w:p>
+    <w:p>
+      <w:pPr>
+        <w:pStyle w:val="Heading2"/>
+      </w:pPr>
+      <w:r>
+        <w:rPr>
+          <w:color w:val="0EA5E9"/>
+        </w:rPr>
+        <w:t>26.5 Product Pitch Page</w:t>
+      </w:r>
+    </w:p>
+    <w:p>
+      <w:pPr>
+        <w:jc w:val="center"/>
+      </w:pPr>
+      <w:r>
+        <w:drawing>
+          <wp:inline xmlns:a="http://schemas.openxmlformats.org/drawingml/2006/main" xmlns:pic="http://schemas.openxmlformats.org/drawingml/2006/picture">
+            <wp:extent cx="5486400" cy="8765381"/>
+            <wp:docPr id="6" name="Picture 6"/>
+            <wp:cNvGraphicFramePr>
+              <a:graphicFrameLocks noChangeAspect="1"/>
+            </wp:cNvGraphicFramePr>
+            <a:graphic>
+              <a:graphicData uri="http://schemas.openxmlformats.org/drawingml/2006/picture">
+                <pic:pic>
+                  <pic:nvPicPr>
+                    <pic:cNvPr id="0" name="screenshot_pitch.png"/>
+                    <pic:cNvPicPr/>
+                  </pic:nvPicPr>
+                  <pic:blipFill>
+                    <a:blip r:embed="rId15"/>
+                    <a:stretch>
+                      <a:fillRect/>
+                    </a:stretch>
+                  </pic:blipFill>
+                  <pic:spPr>
+                    <a:xfrm>
+                      <a:off x="0" y="0"/>
+                      <a:ext cx="5486400" cy="8765381"/>
+                    </a:xfrm>
+                    <a:prstGeom prst="rect"/>
+                  </pic:spPr>
+                </pic:pic>
+              </a:graphicData>
+            </a:graphic>
+          </wp:inline>
+        </w:drawing>
+      </w:r>
+    </w:p>
+    <w:p>
+      <w:pPr>
+        <w:jc w:val="center"/>
+      </w:pPr>
+      <w:r>
+        <w:rPr>
+          <w:i/>
+          <w:color w:val="475569"/>
+          <w:sz w:val="18"/>
+        </w:rPr>
+        <w:t>Figure 26.5: Stakeholder-facing product overview with SDG alignment.</w:t>
+      </w:r>
+    </w:p>
+    <w:p>
+      <w:pPr>
+        <w:pStyle w:val="ListBullet"/>
+      </w:pPr>
+      <w:r>
+        <w:t>Use for pre-demo email attachments and association webinar follow-ups.</w:t>
+      </w:r>
+    </w:p>
+    <w:p>
+      <w:pPr>
+        <w:pStyle w:val="ListBullet"/>
+      </w:pPr>
+      <w:r>
+        <w:t>Covers problem, nine agents, safeguarding, and open-source positioning.</w:t>
+      </w:r>
+    </w:p>
+    <w:p>
+      <w:r>
+        <w:br w:type="page"/>
+      </w:r>
+    </w:p>
+    <w:p>
+      <w:pPr>
+        <w:pStyle w:val="Heading1"/>
+      </w:pPr>
+      <w:r>
+        <w:rPr>
+          <w:color w:val="0EA5E9"/>
+        </w:rPr>
+        <w:t>27. Nine AI Agents — Marketing Reference Guide</w:t>
+      </w:r>
+    </w:p>
+    <w:p>
+      <w:pPr>
+        <w:jc w:val="center"/>
+      </w:pPr>
+      <w:r>
+        <w:drawing>
+          <wp:inline xmlns:a="http://schemas.openxmlformats.org/drawingml/2006/main" xmlns:pic="http://schemas.openxmlformats.org/drawingml/2006/picture">
+            <wp:extent cx="5943600" cy="3445123"/>
+            <wp:docPr id="7" name="Picture 7"/>
+            <wp:cNvGraphicFramePr>
+              <a:graphicFrameLocks noChangeAspect="1"/>
+            </wp:cNvGraphicFramePr>
+            <a:graphic>
+              <a:graphicData uri="http://schemas.openxmlformats.org/drawingml/2006/picture">
+                <pic:pic>
+                  <pic:nvPicPr>
+                    <pic:cNvPr id="0" name="diagram_agent_architecture.png"/>
+                    <pic:cNvPicPr/>
+                  </pic:nvPicPr>
+                  <pic:blipFill>
+                    <a:blip r:embed="rId16"/>
+                    <a:stretch>
+                      <a:fillRect/>
+                    </a:stretch>
+                  </pic:blipFill>
+                  <pic:spPr>
+                    <a:xfrm>
+                      <a:off x="0" y="0"/>
+                      <a:ext cx="5943600" cy="3445123"/>
+                    </a:xfrm>
+                    <a:prstGeom prst="rect"/>
+                  </pic:spPr>
+                </pic:pic>
+              </a:graphicData>
+            </a:graphic>
+          </wp:inline>
+        </w:drawing>
+      </w:r>
+    </w:p>
+    <w:p>
+      <w:pPr>
+        <w:jc w:val="center"/>
+      </w:pPr>
+      <w:r>
+        <w:rPr>
+          <w:i/>
+          <w:color w:val="475569"/>
+          <w:sz w:val="18"/>
+        </w:rPr>
+        <w:t>Figure 27.1: Nine-agent architecture showing data flow from Open-Meteo to dashboards and chat.</w:t>
+      </w:r>
+    </w:p>
+    <w:p>
+      <w:r>
+        <w:t>Marketing professionals should be able to name all nine agents and explain each in one sentence. Do not overstate AI capabilities — agents organize, correlate, and explain; they do not diagnose.</w:t>
+      </w:r>
+    </w:p>
+    <w:tbl>
+      <w:tblPr>
+        <w:tblStyle w:val="TableGrid"/>
+        <w:tblW w:type="auto" w:w="0"/>
+        <w:tblLook w:firstColumn="1" w:firstRow="1" w:lastColumn="0" w:lastRow="0" w:noHBand="0" w:noVBand="1" w:val="04A0"/>
+      </w:tblPr>
+      <w:tblGrid>
+        <w:gridCol w:w="3408"/>
+        <w:gridCol w:w="3408"/>
+        <w:gridCol w:w="3408"/>
+      </w:tblGrid>
+      <w:tr>
+        <w:tc>
+          <w:tcPr>
+            <w:tcW w:type="dxa" w:w="3408"/>
+          </w:tcPr>
+          <w:p>
+            <w:r>
+              <w:t>Agent</w:t>
+            </w:r>
+          </w:p>
+        </w:tc>
+        <w:tc>
+          <w:tcPr>
+            <w:tcW w:type="dxa" w:w="3408"/>
+          </w:tcPr>
+          <w:p>
+            <w:r>
+              <w:t>One-Line Marketing Explanation</w:t>
+            </w:r>
+          </w:p>
+        </w:tc>
+        <w:tc>
+          <w:tcPr>
+            <w:tcW w:type="dxa" w:w="3408"/>
+          </w:tcPr>
+          <w:p>
+            <w:r>
+              <w:t>Primary Stakeholder</w:t>
+            </w:r>
+          </w:p>
+        </w:tc>
+      </w:tr>
+      <w:tr>
+        <w:tc>
+          <w:tcPr>
+            <w:tcW w:type="dxa" w:w="3408"/>
+          </w:tcPr>
+          <w:p>
+            <w:r>
+              <w:t>Climate Data Agent</w:t>
+            </w:r>
+          </w:p>
+        </w:tc>
+        <w:tc>
+          <w:tcPr>
+            <w:tcW w:type="dxa" w:w="3408"/>
+          </w:tcPr>
+          <w:p>
+            <w:r>
+              <w:t>Fetches live 7-day weather, heat index, and air quality from Open-Meteo.</w:t>
+            </w:r>
+          </w:p>
+        </w:tc>
+        <w:tc>
+          <w:tcPr>
+            <w:tcW w:type="dxa" w:w="3408"/>
+          </w:tcPr>
+          <w:p>
+            <w:r>
+              <w:t>All stakeholders</w:t>
+            </w:r>
+          </w:p>
+        </w:tc>
+      </w:tr>
+      <w:tr>
+        <w:tc>
+          <w:tcPr>
+            <w:tcW w:type="dxa" w:w="3408"/>
+          </w:tcPr>
+          <w:p>
+            <w:r>
+              <w:t>Health Risk Agent</w:t>
+            </w:r>
+          </w:p>
+        </w:tc>
+        <w:tc>
+          <w:tcPr>
+            <w:tcW w:type="dxa" w:w="3408"/>
+          </w:tcPr>
+          <w:p>
+            <w:r>
+              <w:t>Maps heat stress, respiratory, flood, and vector alerts using WHO-aligned heuristics.</w:t>
+            </w:r>
+          </w:p>
+        </w:tc>
+        <w:tc>
+          <w:tcPr>
+            <w:tcW w:type="dxa" w:w="3408"/>
+          </w:tcPr>
+          <w:p>
+            <w:r>
+              <w:t>Schools, public health</w:t>
+            </w:r>
+          </w:p>
+        </w:tc>
+      </w:tr>
+      <w:tr>
+        <w:tc>
+          <w:tcPr>
+            <w:tcW w:type="dxa" w:w="3408"/>
+          </w:tcPr>
+          <w:p>
+            <w:r>
+              <w:t>Nutrition Agent</w:t>
+            </w:r>
+          </w:p>
+        </w:tc>
+        <w:tc>
+          <w:tcPr>
+            <w:tcW w:type="dxa" w:w="3408"/>
+          </w:tcPr>
+          <w:p>
+            <w:r>
+              <w:t>Assesses hydration needs, food safety, and climate-linked nutrition stress.</w:t>
+            </w:r>
+          </w:p>
+        </w:tc>
+        <w:tc>
+          <w:tcPr>
+            <w:tcW w:type="dxa" w:w="3408"/>
+          </w:tcPr>
+          <w:p>
+            <w:r>
+              <w:t>NGOs, CSR (nutrition programs)</w:t>
+            </w:r>
+          </w:p>
+        </w:tc>
+      </w:tr>
+      <w:tr>
+        <w:tc>
+          <w:tcPr>
+            <w:tcW w:type="dxa" w:w="3408"/>
+          </w:tcPr>
+          <w:p>
+            <w:r>
+              <w:t>Disease Outlook Agent</w:t>
+            </w:r>
+          </w:p>
+        </w:tc>
+        <w:tc>
+          <w:tcPr>
+            <w:tcW w:type="dxa" w:w="3408"/>
+          </w:tcPr>
+          <w:p>
+            <w:r>
+              <w:t>Surfaces waterborne, vector-borne, and heat illness preparedness context.</w:t>
+            </w:r>
+          </w:p>
+        </w:tc>
+        <w:tc>
+          <w:tcPr>
+            <w:tcW w:type="dxa" w:w="3408"/>
+          </w:tcPr>
+          <w:p>
+            <w:r>
+              <w:t>Public health, researchers</w:t>
+            </w:r>
+          </w:p>
+        </w:tc>
+      </w:tr>
+      <w:tr>
+        <w:tc>
+          <w:tcPr>
+            <w:tcW w:type="dxa" w:w="3408"/>
+          </w:tcPr>
+          <w:p>
+            <w:r>
+              <w:t>Natural Medicine Agent</w:t>
+            </w:r>
+          </w:p>
+        </w:tc>
+        <w:tc>
+          <w:tcPr>
+            <w:tcW w:type="dxa" w:w="3408"/>
+          </w:tcPr>
+          <w:p>
+            <w:r>
+              <w:t>Evidence-tagged supportive remedies under caregiver supervision only.</w:t>
+            </w:r>
+          </w:p>
+        </w:tc>
+        <w:tc>
+          <w:tcPr>
+            <w:tcW w:type="dxa" w:w="3408"/>
+          </w:tcPr>
+          <w:p>
+            <w:r>
+              <w:t>Community health, NGOs</w:t>
+            </w:r>
+          </w:p>
+        </w:tc>
+      </w:tr>
+      <w:tr>
+        <w:tc>
+          <w:tcPr>
+            <w:tcW w:type="dxa" w:w="3408"/>
+          </w:tcPr>
+          <w:p>
+            <w:r>
+              <w:t>Synthesis Agent</w:t>
+            </w:r>
+          </w:p>
+        </w:tc>
+        <w:tc>
+          <w:tcPr>
+            <w:tcW w:type="dxa" w:w="3408"/>
+          </w:tcPr>
+          <w:p>
+            <w:r>
+              <w:t>Correlates all agent outputs into age-banded guidance (ages 5–17).</w:t>
+            </w:r>
+          </w:p>
+        </w:tc>
+        <w:tc>
+          <w:tcPr>
+            <w:tcW w:type="dxa" w:w="3408"/>
+          </w:tcPr>
+          <w:p>
+            <w:r>
+              <w:t>Teachers, parents, schools</w:t>
+            </w:r>
+          </w:p>
+        </w:tc>
+      </w:tr>
+      <w:tr>
+        <w:tc>
+          <w:tcPr>
+            <w:tcW w:type="dxa" w:w="3408"/>
+          </w:tcPr>
+          <w:p>
+            <w:r>
+              <w:t>India Regional Context Agent</w:t>
+            </w:r>
+          </w:p>
+        </w:tc>
+        <w:tc>
+          <w:tcPr>
+            <w:tcW w:type="dxa" w:w="3408"/>
+          </w:tcPr>
+          <w:p>
+            <w:r>
+              <w:t>Interprets monsoon cycles and zone-specific vulnerability across 37 regions.</w:t>
+            </w:r>
+          </w:p>
+        </w:tc>
+        <w:tc>
+          <w:tcPr>
+            <w:tcW w:type="dxa" w:w="3408"/>
+          </w:tcPr>
+          <w:p>
+            <w:r>
+              <w:t>Government, India CSR</w:t>
+            </w:r>
+          </w:p>
+        </w:tc>
+      </w:tr>
+      <w:tr>
+        <w:tc>
+          <w:tcPr>
+            <w:tcW w:type="dxa" w:w="3408"/>
+          </w:tcPr>
+          <w:p>
+            <w:r>
+              <w:t>India Child Health Impact Agent</w:t>
+            </w:r>
+          </w:p>
+        </w:tc>
+        <w:tc>
+          <w:tcPr>
+            <w:tcW w:type="dxa" w:w="3408"/>
+          </w:tcPr>
+          <w:p>
+            <w:r>
+              <w:t>Computes transparent CHIS score (0–100) across five dimensions.</w:t>
+            </w:r>
+          </w:p>
+        </w:tc>
+        <w:tc>
+          <w:tcPr>
+            <w:tcW w:type="dxa" w:w="3408"/>
+          </w:tcPr>
+          <w:p>
+            <w:r>
+              <w:t>Researchers, CSR, policy</w:t>
+            </w:r>
+          </w:p>
+        </w:tc>
+      </w:tr>
+      <w:tr>
+        <w:tc>
+          <w:tcPr>
+            <w:tcW w:type="dxa" w:w="3408"/>
+          </w:tcPr>
+          <w:p>
+            <w:r>
+              <w:t>Kids Health Chat Agent</w:t>
+            </w:r>
+          </w:p>
+        </w:tc>
+        <w:tc>
+          <w:tcPr>
+            <w:tcW w:type="dxa" w:w="3408"/>
+          </w:tcPr>
+          <w:p>
+            <w:r>
+              <w:t>Conversational Q&amp;A with privacy filtering and consultant scheduling.</w:t>
+            </w:r>
+          </w:p>
+        </w:tc>
+        <w:tc>
+          <w:tcPr>
+            <w:tcW w:type="dxa" w:w="3408"/>
+          </w:tcPr>
+          <w:p>
+            <w:r>
+              <w:t>Schools, parents</w:t>
+            </w:r>
+          </w:p>
+        </w:tc>
+      </w:tr>
+    </w:tbl>
+    <w:p>
+      <w:r>
+        <w:br w:type="page"/>
+      </w:r>
+    </w:p>
+    <w:p>
+      <w:pPr>
+        <w:pStyle w:val="Heading1"/>
+      </w:pPr>
+      <w:r>
+        <w:rPr>
+          <w:color w:val="0EA5E9"/>
+        </w:rPr>
+        <w:t>28. Child Health Impact Score (CHIS) — Deep Context</w:t>
+      </w:r>
+    </w:p>
+    <w:p>
+      <w:pPr>
+        <w:jc w:val="center"/>
+      </w:pPr>
+      <w:r>
+        <w:drawing>
+          <wp:inline xmlns:a="http://schemas.openxmlformats.org/drawingml/2006/main" xmlns:pic="http://schemas.openxmlformats.org/drawingml/2006/picture">
+            <wp:extent cx="5943600" cy="2691076"/>
+            <wp:docPr id="8" name="Picture 8"/>
+            <wp:cNvGraphicFramePr>
+              <a:graphicFrameLocks noChangeAspect="1"/>
+            </wp:cNvGraphicFramePr>
+            <a:graphic>
+              <a:graphicData uri="http://schemas.openxmlformats.org/drawingml/2006/picture">
+                <pic:pic>
+                  <pic:nvPicPr>
+                    <pic:cNvPr id="0" name="diagram_chis_dimensions.png"/>
+                    <pic:cNvPicPr/>
+                  </pic:nvPicPr>
+                  <pic:blipFill>
+                    <a:blip r:embed="rId17"/>
+                    <a:stretch>
+                      <a:fillRect/>
+                    </a:stretch>
+                  </pic:blipFill>
+                  <pic:spPr>
+                    <a:xfrm>
+                      <a:off x="0" y="0"/>
+                      <a:ext cx="5943600" cy="2691076"/>
+                    </a:xfrm>
+                    <a:prstGeom prst="rect"/>
+                  </pic:spPr>
+                </pic:pic>
+              </a:graphicData>
+            </a:graphic>
+          </wp:inline>
+        </w:drawing>
+      </w:r>
+    </w:p>
+    <w:p>
+      <w:pPr>
+        <w:jc w:val="center"/>
+      </w:pPr>
+      <w:r>
+        <w:rPr>
+          <w:i/>
+          <w:color w:val="475569"/>
+          <w:sz w:val="18"/>
+        </w:rPr>
+        <w:t>Figure 28.1: CHIS composite weights and example dimension scores.</w:t>
+      </w:r>
+    </w:p>
+    <w:p>
+      <w:r>
+        <w:t>The CHIS (Child Health Impact Score) is a 0–100 composite index where higher scores indicate greater climate-related health burden for children in a given region. All formulas are open-source and transparent in the codebase.</w:t>
+      </w:r>
+    </w:p>
+    <w:p>
+      <w:pPr>
+        <w:pStyle w:val="ListBullet"/>
+      </w:pPr>
+      <w:r>
+        <w:t>CHVI (25%): Child Heat Vulnerability Index — IMD heatwave thresholds, days above 38°C/42°C, aridity factor.</w:t>
+      </w:r>
+    </w:p>
+    <w:p>
+      <w:pPr>
+        <w:pStyle w:val="ListBullet"/>
+      </w:pPr>
+      <w:r>
+        <w:t>CRBS (20%): Child Respiratory Burden Score — AQI exposure, PM2.5/PM10, CPCB category weighting.</w:t>
+      </w:r>
+    </w:p>
+    <w:p>
+      <w:pPr>
+        <w:pStyle w:val="ListBullet"/>
+      </w:pPr>
+      <w:r>
+        <w:t>WDPI (20%): Waterborne Disease Pressure Index — precipitation, monsoon seasonality, flood risk.</w:t>
+      </w:r>
+    </w:p>
+    <w:p>
+      <w:pPr>
+        <w:pStyle w:val="ListBullet"/>
+      </w:pPr>
+      <w:r>
+        <w:t>VBDP (20%): Vector-Borne Disease Pressure — temperature-humidity-rainfall vector suitability (NVBDCP-aligned).</w:t>
+      </w:r>
+    </w:p>
+    <w:p>
+      <w:pPr>
+        <w:pStyle w:val="ListBullet"/>
+      </w:pPr>
+      <w:r>
+        <w:t>CNSI (15%): Climate Nutrition Stress Index — heat/flood/drought signals, mid-day meal disruption risk.</w:t>
+      </w:r>
+    </w:p>
+    <w:p>
+      <w:r>
+        <w:t>Approved marketing language: 'CHIS helps prioritize regional preparedness discussions.' Avoid: 'CHIS predicts which children will get sick.' Scores reflect regional context, not individual outcomes.</w:t>
+      </w:r>
+    </w:p>
+    <w:p>
+      <w:pPr>
+        <w:pStyle w:val="Heading1"/>
+      </w:pPr>
+      <w:r>
+        <w:rPr>
+          <w:color w:val="0EA5E9"/>
+        </w:rPr>
+        <w:t>29. India Regional Coverage Map</w:t>
+      </w:r>
+    </w:p>
+    <w:p>
+      <w:pPr>
+        <w:jc w:val="center"/>
+      </w:pPr>
+      <w:r>
+        <w:drawing>
+          <wp:inline xmlns:a="http://schemas.openxmlformats.org/drawingml/2006/main" xmlns:pic="http://schemas.openxmlformats.org/drawingml/2006/picture">
+            <wp:extent cx="5943600" cy="2673256"/>
+            <wp:docPr id="9" name="Picture 9"/>
+            <wp:cNvGraphicFramePr>
+              <a:graphicFrameLocks noChangeAspect="1"/>
+            </wp:cNvGraphicFramePr>
+            <a:graphic>
+              <a:graphicData uri="http://schemas.openxmlformats.org/drawingml/2006/picture">
+                <pic:pic>
+                  <pic:nvPicPr>
+                    <pic:cNvPr id="0" name="diagram_india_coverage.png"/>
+                    <pic:cNvPicPr/>
+                  </pic:nvPicPr>
+                  <pic:blipFill>
+                    <a:blip r:embed="rId18"/>
+                    <a:stretch>
+                      <a:fillRect/>
+                    </a:stretch>
+                  </pic:blipFill>
+                  <pic:spPr>
+                    <a:xfrm>
+                      <a:off x="0" y="0"/>
+                      <a:ext cx="5943600" cy="2673256"/>
+                    </a:xfrm>
+                    <a:prstGeom prst="rect"/>
+                  </pic:spPr>
+                </pic:pic>
+              </a:graphicData>
+            </a:graphic>
+          </wp:inline>
+        </w:drawing>
+      </w:r>
+    </w:p>
+    <w:p>
+      <w:pPr>
+        <w:jc w:val="center"/>
+      </w:pPr>
+      <w:r>
+        <w:rPr>
+          <w:i/>
+          <w:color w:val="475569"/>
+          <w:sz w:val="18"/>
+        </w:rPr>
+        <w:t>Figure 29.1: 37 Indian regions organized by tier for targeted outreach.</w:t>
+      </w:r>
+    </w:p>
+    <w:p>
+      <w:r>
+        <w:t>When prospecting, match tier to stakeholder size: Tier 1 for large school networks and metro CSR; Tier 2 for state-level NGOs and regional government; Tier 3 for community programs and district pilots.</w:t>
+      </w:r>
+    </w:p>
+    <w:p>
+      <w:pPr>
+        <w:pStyle w:val="Heading1"/>
+      </w:pPr>
+      <w:r>
+        <w:rPr>
+          <w:color w:val="0EA5E9"/>
+        </w:rPr>
+        <w:t>30. 15-Minute Marketing Demo Script</w:t>
+      </w:r>
+    </w:p>
+    <w:p>
+      <w:pPr>
+        <w:jc w:val="center"/>
+      </w:pPr>
+      <w:r>
+        <w:drawing>
+          <wp:inline xmlns:a="http://schemas.openxmlformats.org/drawingml/2006/main" xmlns:pic="http://schemas.openxmlformats.org/drawingml/2006/picture">
+            <wp:extent cx="5943600" cy="1549056"/>
+            <wp:docPr id="10" name="Picture 10"/>
+            <wp:cNvGraphicFramePr>
+              <a:graphicFrameLocks noChangeAspect="1"/>
+            </wp:cNvGraphicFramePr>
+            <a:graphic>
+              <a:graphicData uri="http://schemas.openxmlformats.org/drawingml/2006/picture">
+                <pic:pic>
+                  <pic:nvPicPr>
+                    <pic:cNvPr id="0" name="diagram_product_flow.png"/>
+                    <pic:cNvPicPr/>
+                  </pic:nvPicPr>
+                  <pic:blipFill>
+                    <a:blip r:embed="rId19"/>
+                    <a:stretch>
+                      <a:fillRect/>
+                    </a:stretch>
+                  </pic:blipFill>
+                  <pic:spPr>
+                    <a:xfrm>
+                      <a:off x="0" y="0"/>
+                      <a:ext cx="5943600" cy="1549056"/>
+                    </a:xfrm>
+                    <a:prstGeom prst="rect"/>
+                  </pic:spPr>
+                </pic:pic>
+              </a:graphicData>
+            </a:graphic>
+          </wp:inline>
+        </w:drawing>
+      </w:r>
+    </w:p>
+    <w:p>
+      <w:pPr>
+        <w:jc w:val="center"/>
+      </w:pPr>
+      <w:r>
+        <w:rPr>
+          <w:i/>
+          <w:color w:val="475569"/>
+          <w:sz w:val="18"/>
+        </w:rPr>
+        <w:t>Figure 30.1: End-to-end product flow from data sources to stakeholder action.</w:t>
+      </w:r>
+    </w:p>
+    <w:p>
+      <w:r>
+        <w:rPr>
+          <w:b/>
+        </w:rPr>
+        <w:t xml:space="preserve">Minutes 0–3: Discovery: </w:t>
+      </w:r>
+      <w:r>
+        <w:t>Ask: Who are your children/students? Which geography? What climate-health concerns matter most? Do not demo until you understand their context.</w:t>
+      </w:r>
+    </w:p>
+    <w:p>
+      <w:r>
+        <w:rPr>
+          <w:b/>
+        </w:rPr>
+        <w:t xml:space="preserve">Minutes 3–7: India Dashboard: </w:t>
+      </w:r>
+      <w:r>
+        <w:t>Select their nearest region. Run analysis. Walk through CHIS score and top two dimensions. Explain methodology transparency.</w:t>
+      </w:r>
+    </w:p>
+    <w:p>
+      <w:r>
+        <w:rPr>
+          <w:b/>
+        </w:rPr>
+        <w:t xml:space="preserve">Minutes 7–10: Age-Banded Guidance: </w:t>
+      </w:r>
+      <w:r>
+        <w:t>Show synthesis output for their target age band. Emphasize preparedness, not prediction.</w:t>
+      </w:r>
+    </w:p>
+    <w:p>
+      <w:r>
+        <w:rPr>
+          <w:b/>
+        </w:rPr>
+        <w:t xml:space="preserve">Minutes 10–12: Kids Chat (optional): </w:t>
+      </w:r>
+      <w:r>
+        <w:t>Demo age-appropriate Q&amp;A. Highlight privacy and safeguarding.</w:t>
+      </w:r>
+    </w:p>
+    <w:p>
+      <w:r>
+        <w:rPr>
+          <w:b/>
+        </w:rPr>
+        <w:t xml:space="preserve">Minutes 12–15: Next Steps: </w:t>
+      </w:r>
+      <w:r>
+        <w:t>Propose defined pilot: 10-school cohort, 90-day timeline, agreed outputs (monthly CHIS reports, teacher briefing cards).</w:t>
+      </w:r>
+    </w:p>
+    <w:p>
+      <w:pPr>
+        <w:pStyle w:val="Heading1"/>
+      </w:pPr>
+      <w:r>
+        <w:rPr>
+          <w:color w:val="0EA5E9"/>
+        </w:rPr>
+        <w:t>31. Competitive Differentiation</w:t>
+      </w:r>
+    </w:p>
+    <w:tbl>
+      <w:tblPr>
+        <w:tblStyle w:val="TableGrid"/>
+        <w:tblW w:type="auto" w:w="0"/>
+        <w:tblLook w:firstColumn="1" w:firstRow="1" w:lastColumn="0" w:lastRow="0" w:noHBand="0" w:noVBand="1" w:val="04A0"/>
+      </w:tblPr>
+      <w:tblGrid>
+        <w:gridCol w:w="3408"/>
+        <w:gridCol w:w="3408"/>
+        <w:gridCol w:w="3408"/>
+      </w:tblGrid>
+      <w:tr>
+        <w:tc>
+          <w:tcPr>
+            <w:tcW w:type="dxa" w:w="3408"/>
+          </w:tcPr>
+          <w:p>
+            <w:r>
+              <w:t>Capability</w:t>
+            </w:r>
+          </w:p>
+        </w:tc>
+        <w:tc>
+          <w:tcPr>
+            <w:tcW w:type="dxa" w:w="3408"/>
+          </w:tcPr>
+          <w:p>
+            <w:r>
+              <w:t>Weather App</w:t>
+            </w:r>
+          </w:p>
+        </w:tc>
+        <w:tc>
+          <w:tcPr>
+            <w:tcW w:type="dxa" w:w="3408"/>
+          </w:tcPr>
+          <w:p>
+            <w:r>
+              <w:t>KlimaGuard Kids</w:t>
+            </w:r>
+          </w:p>
+        </w:tc>
+      </w:tr>
+      <w:tr>
+        <w:tc>
+          <w:tcPr>
+            <w:tcW w:type="dxa" w:w="3408"/>
+          </w:tcPr>
+          <w:p>
+            <w:r>
+              <w:t>Child-centric framing</w:t>
+            </w:r>
+          </w:p>
+        </w:tc>
+        <w:tc>
+          <w:tcPr>
+            <w:tcW w:type="dxa" w:w="3408"/>
+          </w:tcPr>
+          <w:p>
+            <w:r>
+              <w:t>No</w:t>
+            </w:r>
+          </w:p>
+        </w:tc>
+        <w:tc>
+          <w:tcPr>
+            <w:tcW w:type="dxa" w:w="3408"/>
+          </w:tcPr>
+          <w:p>
+            <w:r>
+              <w:t>Yes — ages 5–17 guidance</w:t>
+            </w:r>
+          </w:p>
+        </w:tc>
+      </w:tr>
+      <w:tr>
+        <w:tc>
+          <w:tcPr>
+            <w:tcW w:type="dxa" w:w="3408"/>
+          </w:tcPr>
+          <w:p>
+            <w:r>
+              <w:t>Multi-domain correlation</w:t>
+            </w:r>
+          </w:p>
+        </w:tc>
+        <w:tc>
+          <w:tcPr>
+            <w:tcW w:type="dxa" w:w="3408"/>
+          </w:tcPr>
+          <w:p>
+            <w:r>
+              <w:t>No</w:t>
+            </w:r>
+          </w:p>
+        </w:tc>
+        <w:tc>
+          <w:tcPr>
+            <w:tcW w:type="dxa" w:w="3408"/>
+          </w:tcPr>
+          <w:p>
+            <w:r>
+              <w:t>Yes — health, nutrition, disease, climate</w:t>
+            </w:r>
+          </w:p>
+        </w:tc>
+      </w:tr>
+      <w:tr>
+        <w:tc>
+          <w:tcPr>
+            <w:tcW w:type="dxa" w:w="3408"/>
+          </w:tcPr>
+          <w:p>
+            <w:r>
+              <w:t>Regional impact scoring</w:t>
+            </w:r>
+          </w:p>
+        </w:tc>
+        <w:tc>
+          <w:tcPr>
+            <w:tcW w:type="dxa" w:w="3408"/>
+          </w:tcPr>
+          <w:p>
+            <w:r>
+              <w:t>No</w:t>
+            </w:r>
+          </w:p>
+        </w:tc>
+        <w:tc>
+          <w:tcPr>
+            <w:tcW w:type="dxa" w:w="3408"/>
+          </w:tcPr>
+          <w:p>
+            <w:r>
+              <w:t>Yes — CHIS across 37 India regions</w:t>
+            </w:r>
+          </w:p>
+        </w:tc>
+      </w:tr>
+      <w:tr>
+        <w:tc>
+          <w:tcPr>
+            <w:tcW w:type="dxa" w:w="3408"/>
+          </w:tcPr>
+          <w:p>
+            <w:r>
+              <w:t>Transparent methodology</w:t>
+            </w:r>
+          </w:p>
+        </w:tc>
+        <w:tc>
+          <w:tcPr>
+            <w:tcW w:type="dxa" w:w="3408"/>
+          </w:tcPr>
+          <w:p>
+            <w:r>
+              <w:t>N/A</w:t>
+            </w:r>
+          </w:p>
+        </w:tc>
+        <w:tc>
+          <w:tcPr>
+            <w:tcW w:type="dxa" w:w="3408"/>
+          </w:tcPr>
+          <w:p>
+            <w:r>
+              <w:t>Yes — open-source MIT, formulas published</w:t>
+            </w:r>
+          </w:p>
+        </w:tc>
+      </w:tr>
+      <w:tr>
+        <w:tc>
+          <w:tcPr>
+            <w:tcW w:type="dxa" w:w="3408"/>
+          </w:tcPr>
+          <w:p>
+            <w:r>
+              <w:t>Age-banded chat</w:t>
+            </w:r>
+          </w:p>
+        </w:tc>
+        <w:tc>
+          <w:tcPr>
+            <w:tcW w:type="dxa" w:w="3408"/>
+          </w:tcPr>
+          <w:p>
+            <w:r>
+              <w:t>No</w:t>
+            </w:r>
+          </w:p>
+        </w:tc>
+        <w:tc>
+          <w:tcPr>
+            <w:tcW w:type="dxa" w:w="3408"/>
+          </w:tcPr>
+          <w:p>
+            <w:r>
+              <w:t>Yes — privacy-safe kids health Q&amp;A</w:t>
+            </w:r>
+          </w:p>
+        </w:tc>
+      </w:tr>
+    </w:tbl>
+    <w:p>
+      <w:pPr>
+        <w:pStyle w:val="Heading1"/>
+      </w:pPr>
+      <w:r>
+        <w:rPr>
+          <w:color w:val="0EA5E9"/>
+        </w:rPr>
+        <w:t>32. SDG &amp; CSR Alignment Talking Points</w:t>
+      </w:r>
+    </w:p>
+    <w:p>
+      <w:pPr>
+        <w:pStyle w:val="ListBullet"/>
+      </w:pPr>
+      <w:r>
+        <w:t>SDG 3 (Good Health): Anticipatory action for climate-sensitive child health risks.</w:t>
+      </w:r>
+    </w:p>
+    <w:p>
+      <w:pPr>
+        <w:pStyle w:val="ListBullet"/>
+      </w:pPr>
+      <w:r>
+        <w:t>SDG 13 (Climate Action): Child-centred early warning intelligence layer.</w:t>
+      </w:r>
+    </w:p>
+    <w:p>
+      <w:pPr>
+        <w:pStyle w:val="ListBullet"/>
+      </w:pPr>
+      <w:r>
+        <w:t>SDG 2 (Zero Hunger): Nutrition and food security inference during climate shocks.</w:t>
+      </w:r>
+    </w:p>
+    <w:p>
+      <w:pPr>
+        <w:pStyle w:val="ListBullet"/>
+      </w:pPr>
+      <w:r>
+        <w:t>SDG 4 (Quality Education): School-ready heat, flood, and air quality guidance for administrators.</w:t>
+      </w:r>
+    </w:p>
+    <w:p>
+      <w:pPr>
+        <w:pStyle w:val="ListBullet"/>
+      </w:pPr>
+      <w:r>
+        <w:t>CSR framing: Fund a measurable 10/25/50-school pilot with monthly CHIS reporting and teacher preparedness cards.</w:t>
+      </w:r>
+    </w:p>
+    <w:p>
+      <w:pPr>
+        <w:pStyle w:val="Heading1"/>
+      </w:pPr>
+      <w:r>
+        <w:rPr>
+          <w:color w:val="0EA5E9"/>
+        </w:rPr>
+        <w:t>33. Open Source &amp; Partnership Positioning</w:t>
+      </w:r>
+    </w:p>
+    <w:p>
+      <w:pPr>
+        <w:pStyle w:val="ListBullet"/>
+      </w:pPr>
+      <w:r>
+        <w:t>MIT License — free to use, modify, and distribute; lowers adoption friction for NGOs and researchers.</w:t>
+      </w:r>
+    </w:p>
+    <w:p>
+      <w:pPr>
+        <w:pStyle w:val="ListBullet"/>
+      </w:pPr>
+      <w:r>
+        <w:t>Transparent formulas in open codebase — invite technical review rather than asking stakeholders to trust black boxes.</w:t>
+      </w:r>
+    </w:p>
+    <w:p>
+      <w:pPr>
+        <w:pStyle w:val="ListBullet"/>
+      </w:pPr>
+      <w:r>
+        <w:t>Extensible via API: /api/analyze, /api/chat, /api/india/regions — supports integration with existing school or health systems.</w:t>
+      </w:r>
+    </w:p>
+    <w:p>
+      <w:pPr>
+        <w:pStyle w:val="ListBullet"/>
+      </w:pPr>
+      <w:r>
+        <w:t>Community contributions welcome: new regions, agents, language packs, offline modes.</w:t>
+      </w:r>
+    </w:p>
+    <w:p>
+      <w:pPr>
+        <w:pStyle w:val="ListBullet"/>
+      </w:pPr>
+      <w:r>
+        <w:t>Positioning: 'Intelligence layer you can inspect, adapt, and co-develop' — not a locked proprietary SaaS.</w:t>
+      </w:r>
+    </w:p>
+    <w:p>
+      <w:pPr>
+        <w:pStyle w:val="Heading1"/>
+      </w:pPr>
+      <w:r>
+        <w:rPr>
+          <w:color w:val="0EA5E9"/>
+        </w:rPr>
+        <w:t>34. Marketing Funnel Visual Reference</w:t>
+      </w:r>
+    </w:p>
+    <w:p>
+      <w:pPr>
+        <w:jc w:val="center"/>
+      </w:pPr>
+      <w:r>
+        <w:drawing>
+          <wp:inline xmlns:a="http://schemas.openxmlformats.org/drawingml/2006/main" xmlns:pic="http://schemas.openxmlformats.org/drawingml/2006/picture">
+            <wp:extent cx="4572000" cy="2264180"/>
+            <wp:docPr id="11" name="Picture 11"/>
+            <wp:cNvGraphicFramePr>
+              <a:graphicFrameLocks noChangeAspect="1"/>
+            </wp:cNvGraphicFramePr>
+            <a:graphic>
+              <a:graphicData uri="http://schemas.openxmlformats.org/drawingml/2006/picture">
+                <pic:pic>
+                  <pic:nvPicPr>
+                    <pic:cNvPr id="0" name="diagram_stakeholder_funnel.png"/>
+                    <pic:cNvPicPr/>
+                  </pic:nvPicPr>
+                  <pic:blipFill>
+                    <a:blip r:embed="rId20"/>
+                    <a:stretch>
+                      <a:fillRect/>
+                    </a:stretch>
+                  </pic:blipFill>
+                  <pic:spPr>
+                    <a:xfrm>
+                      <a:off x="0" y="0"/>
+                      <a:ext cx="4572000" cy="2264180"/>
+                    </a:xfrm>
+                    <a:prstGeom prst="rect"/>
+                  </pic:spPr>
+                </pic:pic>
+              </a:graphicData>
+            </a:graphic>
+          </wp:inline>
+        </w:drawing>
+      </w:r>
+    </w:p>
+    <w:p>
+      <w:pPr>
+        <w:jc w:val="center"/>
+      </w:pPr>
+      <w:r>
+        <w:rPr>
+          <w:i/>
+          <w:color w:val="475569"/>
+          <w:sz w:val="18"/>
+        </w:rPr>
+        <w:t>Figure 34.1: Standard funnel from awareness outreach to scale partnership.</w:t>
+      </w:r>
+    </w:p>
+    <w:p>
+      <w:r>
+        <w:t>Align every touchpoint to the funnel stage. Early emails should not ask for enterprise contracts; they should earn a 15-minute discovery call. Pilots must have defined outputs before scale conversations.</w:t>
+      </w:r>
+    </w:p>
+    <w:p>
+      <w:pPr>
+        <w:pStyle w:val="Heading1"/>
+      </w:pPr>
+      <w:r>
+        <w:rPr>
+          <w:color w:val="0EA5E9"/>
+        </w:rPr>
+        <w:t>35. Quick Reference Card — Trainer Handout</w:t>
+      </w:r>
+    </w:p>
+    <w:tbl>
+      <w:tblPr>
+        <w:tblStyle w:val="TableGrid"/>
+        <w:tblW w:type="auto" w:w="0"/>
+        <w:tblLook w:firstColumn="1" w:firstRow="1" w:lastColumn="0" w:lastRow="0" w:noHBand="0" w:noVBand="1" w:val="04A0"/>
+      </w:tblPr>
+      <w:tblGrid>
+        <w:gridCol w:w="5112"/>
+        <w:gridCol w:w="5112"/>
+      </w:tblGrid>
+      <w:tr>
+        <w:tc>
+          <w:tcPr>
+            <w:tcW w:type="dxa" w:w="5112"/>
+          </w:tcPr>
+          <w:p>
+            <w:r>
+              <w:t>Product type</w:t>
+            </w:r>
+          </w:p>
+        </w:tc>
+        <w:tc>
+          <w:tcPr>
+            <w:tcW w:type="dxa" w:w="5112"/>
+          </w:tcPr>
+          <w:p>
+            <w:r>
+              <w:t>Child-centric climate-health intelligence &amp; decision support</w:t>
+            </w:r>
+          </w:p>
+        </w:tc>
+      </w:tr>
+      <w:tr>
+        <w:tc>
+          <w:tcPr>
+            <w:tcW w:type="dxa" w:w="5112"/>
+          </w:tcPr>
+          <w:p>
+            <w:r>
+              <w:t>Not a</w:t>
+            </w:r>
+          </w:p>
+        </w:tc>
+        <w:tc>
+          <w:tcPr>
+            <w:tcW w:type="dxa" w:w="5112"/>
+          </w:tcPr>
+          <w:p>
+            <w:r>
+              <w:t>Medical diagnostic, treatment system, or individual disease predictor</w:t>
+            </w:r>
+          </w:p>
+        </w:tc>
+      </w:tr>
+      <w:tr>
+        <w:tc>
+          <w:tcPr>
+            <w:tcW w:type="dxa" w:w="5112"/>
+          </w:tcPr>
+          <w:p>
+            <w:r>
+              <w:t>Live demo URL paths</w:t>
+            </w:r>
+          </w:p>
+        </w:tc>
+        <w:tc>
+          <w:tcPr>
+            <w:tcW w:type="dxa" w:w="5112"/>
+          </w:tcPr>
+          <w:p>
+            <w:r>
+              <w:t>/ · /india · /dashboard · /chat · /pitch</w:t>
+            </w:r>
+          </w:p>
+        </w:tc>
+      </w:tr>
+      <w:tr>
+        <w:tc>
+          <w:tcPr>
+            <w:tcW w:type="dxa" w:w="5112"/>
+          </w:tcPr>
+          <w:p>
+            <w:r>
+              <w:t>India coverage</w:t>
+            </w:r>
+          </w:p>
+        </w:tc>
+        <w:tc>
+          <w:tcPr>
+            <w:tcW w:type="dxa" w:w="5112"/>
+          </w:tcPr>
+          <w:p>
+            <w:r>
+              <w:t>37 regions (8 Tier 1 · 19 Tier 2 · 10 Tier 3)</w:t>
+            </w:r>
+          </w:p>
+        </w:tc>
+      </w:tr>
+      <w:tr>
+        <w:tc>
+          <w:tcPr>
+            <w:tcW w:type="dxa" w:w="5112"/>
+          </w:tcPr>
+          <w:p>
+            <w:r>
+              <w:t>Global coverage</w:t>
+            </w:r>
+          </w:p>
+        </w:tc>
+        <w:tc>
+          <w:tcPr>
+            <w:tcW w:type="dxa" w:w="5112"/>
+          </w:tcPr>
+          <w:p>
+            <w:r>
+              <w:t>65 climate-vulnerable countries</w:t>
+            </w:r>
+          </w:p>
+        </w:tc>
+      </w:tr>
+      <w:tr>
+        <w:tc>
+          <w:tcPr>
+            <w:tcW w:type="dxa" w:w="5112"/>
+          </w:tcPr>
+          <w:p>
+            <w:r>
+              <w:t>AI agents</w:t>
+            </w:r>
+          </w:p>
+        </w:tc>
+        <w:tc>
+          <w:tcPr>
+            <w:tcW w:type="dxa" w:w="5112"/>
+          </w:tcPr>
+          <w:p>
+            <w:r>
+              <w:t>9 cooperating agents with transparent orchestration</w:t>
+            </w:r>
+          </w:p>
+        </w:tc>
+      </w:tr>
+      <w:tr>
+        <w:tc>
+          <w:tcPr>
+            <w:tcW w:type="dxa" w:w="5112"/>
+          </w:tcPr>
+          <w:p>
+            <w:r>
+              <w:t>Key score</w:t>
+            </w:r>
+          </w:p>
+        </w:tc>
+        <w:tc>
+          <w:tcPr>
+            <w:tcW w:type="dxa" w:w="5112"/>
+          </w:tcPr>
+          <w:p>
+            <w:r>
+              <w:t>CHIS 0–100 (higher = greater regional burden)</w:t>
+            </w:r>
+          </w:p>
+        </w:tc>
+      </w:tr>
+      <w:tr>
+        <w:tc>
+          <w:tcPr>
+            <w:tcW w:type="dxa" w:w="5112"/>
+          </w:tcPr>
+          <w:p>
+            <w:r>
+              <w:t>License</w:t>
+            </w:r>
+          </w:p>
+        </w:tc>
+        <w:tc>
+          <w:tcPr>
+            <w:tcW w:type="dxa" w:w="5112"/>
+          </w:tcPr>
+          <w:p>
+            <w:r>
+              <w:t>MIT Open Source</w:t>
+            </w:r>
+          </w:p>
+        </w:tc>
+      </w:tr>
+    </w:tbl>
     <w:sectPr>
       <w:footerReference w:type="default" r:id="rId9"/>
       <w:pgSz w:w="12240" w:h="15840"/>
